--- a/5_Quan_Ly_Menu.docx
+++ b/5_Quan_Ly_Menu.docx
@@ -14,7 +14,7 @@
           <w:color w:val="B45309"/>
           <w:sz w:val="44"/>
         </w:rPr>
-        <w:t>TÀI LIỆU HỌC TẬP - TÌM HIỂU MÃ NGUỒN (FILE 5)</w:t>
+        <w:t>TÀI LIỆU CHI TIẾT MÃ NGUỒN (FILE 5)</w:t>
       </w:r>
     </w:p>
     <w:p>
@@ -35,7 +35,7 @@
     <w:p>
       <w:pPr>
         <w:pStyle w:val="Heading1"/>
-        <w:spacing w:before="240" w:after="120"/>
+        <w:spacing w:before="280" w:after="120"/>
       </w:pPr>
       <w:r>
         <w:rPr>
@@ -44,42 +44,18 @@
           <w:color w:val="D97706"/>
           <w:sz w:val="36"/>
         </w:rPr>
-        <w:t>1. Tổng Quan Chức Năng Quản Lý Menu</w:t>
+        <w:t>CHƯƠNG 1: TỔNG QUAN QUẢN LÝ MENU SẢN PHẨM</w:t>
       </w:r>
     </w:p>
     <w:p>
       <w:r>
-        <w:t>Chức năng Quản lý Thực đơn (/sanpham) quản lý toàn bộ các món ăn và đồ uống trong cửa hàng:</w:t>
-      </w:r>
-    </w:p>
-    <w:p>
-      <w:pPr>
-        <w:pStyle w:val="ListBullet"/>
-      </w:pPr>
-      <w:r>
-        <w:t>• Thêm Sản Phẩm Mới: Nhập tên sản phẩm, chọn danh mục loại sản phẩm (Bánh Mì Thịt, Bánh Mì Chay, Đồ Uống), nhập giá bán cơ bản và mô tả sản phẩm.</w:t>
-      </w:r>
-    </w:p>
-    <w:p>
-      <w:pPr>
-        <w:pStyle w:val="ListBullet"/>
-      </w:pPr>
-      <w:r>
-        <w:t>• Chỉnh Sửa Sản Phẩm: Cập nhật tên, giá bán, loại sản phẩm, mô tả và chuyển đổi trạng thái (Còn hàng / Hết hàng).</w:t>
-      </w:r>
-    </w:p>
-    <w:p>
-      <w:pPr>
-        <w:pStyle w:val="ListBullet"/>
-      </w:pPr>
-      <w:r>
-        <w:t>• Ẩn / Xóa Sản Phẩm: Chuyển trạng thái active = 0 để ẩn sản phẩm khỏi thực đơn bán hàng POS mà không làm ảnh hưởng đến các hóa đơn cũ.</w:t>
+        <w:t>Module thực hiện các thao tác quản lý danh mục bánh mì thịt, bánh mì chay, đồ uống và món ăn kèm.</w:t>
       </w:r>
     </w:p>
     <w:p>
       <w:pPr>
         <w:pStyle w:val="Heading1"/>
-        <w:spacing w:before="240" w:after="120"/>
+        <w:spacing w:before="280" w:after="120"/>
       </w:pPr>
       <w:r>
         <w:rPr>
@@ -88,408 +64,27 @@
           <w:color w:val="D97706"/>
           <w:sz w:val="36"/>
         </w:rPr>
-        <w:t>2. Sơ Đồ Cấu Trúc File &amp; Vị Trí Trong Dự Án</w:t>
+        <w:t>CHƯƠNG 2: GIẢI THÍCH CHI TIẾT CODE GIAO DIỆN (sanpham/list.jsp)</w:t>
       </w:r>
     </w:p>
-    <w:tbl>
-      <w:tblPr>
-        <w:tblW w:type="auto" w:w="0"/>
-        <w:jc w:val="center"/>
-        <w:tblLook w:firstColumn="1" w:firstRow="1" w:lastColumn="0" w:lastRow="0" w:noHBand="0" w:noVBand="1" w:val="04A0"/>
-      </w:tblPr>
-      <w:tblGrid>
-        <w:gridCol w:w="3216"/>
-        <w:gridCol w:w="3216"/>
-        <w:gridCol w:w="3216"/>
-      </w:tblGrid>
-      <w:tr>
-        <w:tc>
-          <w:tcPr>
-            <w:tcW w:type="dxa" w:w="3216"/>
-            <w:shd w:fill="E2E8F0"/>
-          </w:tcPr>
-          <w:p>
-            <w:r>
-              <w:rPr>
-                <w:rFonts w:ascii="Arial" w:hAnsi="Arial"/>
-                <w:b/>
-              </w:rPr>
-              <w:t>Thành Phần (Layer)</w:t>
-            </w:r>
-          </w:p>
-        </w:tc>
-        <w:tc>
-          <w:tcPr>
-            <w:tcW w:type="dxa" w:w="3216"/>
-            <w:shd w:fill="E2E8F0"/>
-          </w:tcPr>
-          <w:p>
-            <w:r>
-              <w:rPr>
-                <w:rFonts w:ascii="Arial" w:hAnsi="Arial"/>
-                <w:b/>
-              </w:rPr>
-              <w:t>Vị Trí Đường Dẫn File (File Path)</w:t>
-            </w:r>
-          </w:p>
-        </w:tc>
-        <w:tc>
-          <w:tcPr>
-            <w:tcW w:type="dxa" w:w="3216"/>
-            <w:shd w:fill="E2E8F0"/>
-          </w:tcPr>
-          <w:p>
-            <w:r>
-              <w:rPr>
-                <w:rFonts w:ascii="Arial" w:hAnsi="Arial"/>
-                <w:b/>
-              </w:rPr>
-              <w:t>Chức Năng Chính</w:t>
-            </w:r>
-          </w:p>
-        </w:tc>
-      </w:tr>
-      <w:tr>
-        <w:tc>
-          <w:tcPr>
-            <w:tcW w:type="dxa" w:w="3216"/>
-            <w:tcMar>
-              <w:top w:w="60" w:type="dxa"/>
-              <w:bottom w:w="60" w:type="dxa"/>
-              <w:left w:w="100" w:type="dxa"/>
-              <w:right w:w="100" w:type="dxa"/>
-            </w:tcMar>
-          </w:tcPr>
-          <w:p>
-            <w:r>
-              <w:t>Giao Diện (JSP)</w:t>
-            </w:r>
-          </w:p>
-        </w:tc>
-        <w:tc>
-          <w:tcPr>
-            <w:tcW w:type="dxa" w:w="3216"/>
-            <w:tcMar>
-              <w:top w:w="60" w:type="dxa"/>
-              <w:bottom w:w="60" w:type="dxa"/>
-              <w:left w:w="100" w:type="dxa"/>
-              <w:right w:w="100" w:type="dxa"/>
-            </w:tcMar>
-          </w:tcPr>
-          <w:p>
-            <w:r>
-              <w:t>src/main/webapp/views/sanpham/list.jsp</w:t>
-            </w:r>
-          </w:p>
-        </w:tc>
-        <w:tc>
-          <w:tcPr>
-            <w:tcW w:type="dxa" w:w="3216"/>
-            <w:tcMar>
-              <w:top w:w="60" w:type="dxa"/>
-              <w:bottom w:w="60" w:type="dxa"/>
-              <w:left w:w="100" w:type="dxa"/>
-              <w:right w:w="100" w:type="dxa"/>
-            </w:tcMar>
-          </w:tcPr>
-          <w:p>
-            <w:r>
-              <w:t>Giao diện danh sách sản phẩm menu, form thêm mới / chỉnh sửa thông tin sản phẩm</w:t>
-            </w:r>
-          </w:p>
-        </w:tc>
-      </w:tr>
-      <w:tr>
-        <w:tc>
-          <w:tcPr>
-            <w:tcW w:type="dxa" w:w="3216"/>
-            <w:tcMar>
-              <w:top w:w="60" w:type="dxa"/>
-              <w:bottom w:w="60" w:type="dxa"/>
-              <w:left w:w="100" w:type="dxa"/>
-              <w:right w:w="100" w:type="dxa"/>
-            </w:tcMar>
-          </w:tcPr>
-          <w:p>
-            <w:r>
-              <w:t>Điều Hướng (Servlet)</w:t>
-            </w:r>
-          </w:p>
-        </w:tc>
-        <w:tc>
-          <w:tcPr>
-            <w:tcW w:type="dxa" w:w="3216"/>
-            <w:tcMar>
-              <w:top w:w="60" w:type="dxa"/>
-              <w:bottom w:w="60" w:type="dxa"/>
-              <w:left w:w="100" w:type="dxa"/>
-              <w:right w:w="100" w:type="dxa"/>
-            </w:tcMar>
-          </w:tcPr>
-          <w:p>
-            <w:r>
-              <w:t>src/main/java/com/webbanhmi/servlet/SanPhamServlet.java</w:t>
-            </w:r>
-          </w:p>
-        </w:tc>
-        <w:tc>
-          <w:tcPr>
-            <w:tcW w:type="dxa" w:w="3216"/>
-            <w:tcMar>
-              <w:top w:w="60" w:type="dxa"/>
-              <w:bottom w:w="60" w:type="dxa"/>
-              <w:left w:w="100" w:type="dxa"/>
-              <w:right w:w="100" w:type="dxa"/>
-            </w:tcMar>
-          </w:tcPr>
-          <w:p>
-            <w:r>
-              <w:t>Xử lý nhận yêu cầu /sanpham, /add, /edit, /delete, kiểm tra giá trị hợp lệ và gọi DAO</w:t>
-            </w:r>
-          </w:p>
-        </w:tc>
-      </w:tr>
-      <w:tr>
-        <w:tc>
-          <w:tcPr>
-            <w:tcW w:type="dxa" w:w="3216"/>
-            <w:tcMar>
-              <w:top w:w="60" w:type="dxa"/>
-              <w:bottom w:w="60" w:type="dxa"/>
-              <w:left w:w="100" w:type="dxa"/>
-              <w:right w:w="100" w:type="dxa"/>
-            </w:tcMar>
-          </w:tcPr>
-          <w:p>
-            <w:r>
-              <w:t>Truy Vấn CSDL (DAO)</w:t>
-            </w:r>
-          </w:p>
-        </w:tc>
-        <w:tc>
-          <w:tcPr>
-            <w:tcW w:type="dxa" w:w="3216"/>
-            <w:tcMar>
-              <w:top w:w="60" w:type="dxa"/>
-              <w:bottom w:w="60" w:type="dxa"/>
-              <w:left w:w="100" w:type="dxa"/>
-              <w:right w:w="100" w:type="dxa"/>
-            </w:tcMar>
-          </w:tcPr>
-          <w:p>
-            <w:r>
-              <w:t>src/main/java/com/webbanhmi/dao/SanPhamDAO.java</w:t>
-            </w:r>
-          </w:p>
-        </w:tc>
-        <w:tc>
-          <w:tcPr>
-            <w:tcW w:type="dxa" w:w="3216"/>
-            <w:tcMar>
-              <w:top w:w="60" w:type="dxa"/>
-              <w:bottom w:w="60" w:type="dxa"/>
-              <w:left w:w="100" w:type="dxa"/>
-              <w:right w:w="100" w:type="dxa"/>
-            </w:tcMar>
-          </w:tcPr>
-          <w:p>
-            <w:r>
-              <w:t>Thực hiện câu lệnh SQL INSERT, UPDATE, SELECT, DELETE trên bảng san_pham</w:t>
-            </w:r>
-          </w:p>
-        </w:tc>
-      </w:tr>
-      <w:tr>
-        <w:tc>
-          <w:tcPr>
-            <w:tcW w:type="dxa" w:w="3216"/>
-            <w:tcMar>
-              <w:top w:w="60" w:type="dxa"/>
-              <w:bottom w:w="60" w:type="dxa"/>
-              <w:left w:w="100" w:type="dxa"/>
-              <w:right w:w="100" w:type="dxa"/>
-            </w:tcMar>
-          </w:tcPr>
-          <w:p>
-            <w:r>
-              <w:t>Truy Vấn CSDL (DAO)</w:t>
-            </w:r>
-          </w:p>
-        </w:tc>
-        <w:tc>
-          <w:tcPr>
-            <w:tcW w:type="dxa" w:w="3216"/>
-            <w:tcMar>
-              <w:top w:w="60" w:type="dxa"/>
-              <w:bottom w:w="60" w:type="dxa"/>
-              <w:left w:w="100" w:type="dxa"/>
-              <w:right w:w="100" w:type="dxa"/>
-            </w:tcMar>
-          </w:tcPr>
-          <w:p>
-            <w:r>
-              <w:t>src/main/java/com/webbanhmi/dao/LoaiSanPhamDAO.java</w:t>
-            </w:r>
-          </w:p>
-        </w:tc>
-        <w:tc>
-          <w:tcPr>
-            <w:tcW w:type="dxa" w:w="3216"/>
-            <w:tcMar>
-              <w:top w:w="60" w:type="dxa"/>
-              <w:bottom w:w="60" w:type="dxa"/>
-              <w:left w:w="100" w:type="dxa"/>
-              <w:right w:w="100" w:type="dxa"/>
-            </w:tcMar>
-          </w:tcPr>
-          <w:p>
-            <w:r>
-              <w:t>Lấy danh sách loại sản phẩm (loai_san_pham) để hiển thị lên thẻ dropdown select</w:t>
-            </w:r>
-          </w:p>
-        </w:tc>
-      </w:tr>
-      <w:tr>
-        <w:tc>
-          <w:tcPr>
-            <w:tcW w:type="dxa" w:w="3216"/>
-            <w:tcMar>
-              <w:top w:w="60" w:type="dxa"/>
-              <w:bottom w:w="60" w:type="dxa"/>
-              <w:left w:w="100" w:type="dxa"/>
-              <w:right w:w="100" w:type="dxa"/>
-            </w:tcMar>
-          </w:tcPr>
-          <w:p>
-            <w:r>
-              <w:t>Đối Tượng (Entity)</w:t>
-            </w:r>
-          </w:p>
-        </w:tc>
-        <w:tc>
-          <w:tcPr>
-            <w:tcW w:type="dxa" w:w="3216"/>
-            <w:tcMar>
-              <w:top w:w="60" w:type="dxa"/>
-              <w:bottom w:w="60" w:type="dxa"/>
-              <w:left w:w="100" w:type="dxa"/>
-              <w:right w:w="100" w:type="dxa"/>
-            </w:tcMar>
-          </w:tcPr>
-          <w:p>
-            <w:r>
-              <w:t>src/main/java/com/webbanhmi/entity/SanPham.java</w:t>
-            </w:r>
-          </w:p>
-        </w:tc>
-        <w:tc>
-          <w:tcPr>
-            <w:tcW w:type="dxa" w:w="3216"/>
-            <w:tcMar>
-              <w:top w:w="60" w:type="dxa"/>
-              <w:bottom w:w="60" w:type="dxa"/>
-              <w:left w:w="100" w:type="dxa"/>
-              <w:right w:w="100" w:type="dxa"/>
-            </w:tcMar>
-          </w:tcPr>
-          <w:p>
-            <w:r>
-              <w:t>Lớp Model đại diện cho bảng san_pham (id, tenSp, giaCoBan, anhSp, moTa, active, idLoaiSp)</w:t>
-            </w:r>
-          </w:p>
-        </w:tc>
-      </w:tr>
-      <w:tr>
-        <w:tc>
-          <w:tcPr>
-            <w:tcW w:type="dxa" w:w="3216"/>
-            <w:tcMar>
-              <w:top w:w="60" w:type="dxa"/>
-              <w:bottom w:w="60" w:type="dxa"/>
-              <w:left w:w="100" w:type="dxa"/>
-              <w:right w:w="100" w:type="dxa"/>
-            </w:tcMar>
-          </w:tcPr>
-          <w:p>
-            <w:r>
-              <w:t>Đối Tượng (Entity)</w:t>
-            </w:r>
-          </w:p>
-        </w:tc>
-        <w:tc>
-          <w:tcPr>
-            <w:tcW w:type="dxa" w:w="3216"/>
-            <w:tcMar>
-              <w:top w:w="60" w:type="dxa"/>
-              <w:bottom w:w="60" w:type="dxa"/>
-              <w:left w:w="100" w:type="dxa"/>
-              <w:right w:w="100" w:type="dxa"/>
-            </w:tcMar>
-          </w:tcPr>
-          <w:p>
-            <w:r>
-              <w:t>src/main/java/com/webbanhmi/entity/LoaiSanPham.java</w:t>
-            </w:r>
-          </w:p>
-        </w:tc>
-        <w:tc>
-          <w:tcPr>
-            <w:tcW w:type="dxa" w:w="3216"/>
-            <w:tcMar>
-              <w:top w:w="60" w:type="dxa"/>
-              <w:bottom w:w="60" w:type="dxa"/>
-              <w:left w:w="100" w:type="dxa"/>
-              <w:right w:w="100" w:type="dxa"/>
-            </w:tcMar>
-          </w:tcPr>
-          <w:p>
-            <w:r>
-              <w:t>Lớp Model đại diện cho bảng loai_san_pham (id, tenLoai, active)</w:t>
-            </w:r>
-          </w:p>
-        </w:tc>
-      </w:tr>
-    </w:tbl>
+    <w:p>
+      <w:r>
+        <w:t>Đường dẫn: src/main/webapp/views/sanpham/list.jsp</w:t>
+      </w:r>
+    </w:p>
     <w:p>
       <w:pPr>
-        <w:pStyle w:val="Heading1"/>
-        <w:spacing w:before="240" w:after="120"/>
+        <w:spacing w:before="160" w:after="40"/>
       </w:pPr>
       <w:r>
         <w:rPr>
           <w:rFonts w:ascii="Arial" w:hAnsi="Arial"/>
           <w:b/>
           <w:color w:val="D97706"/>
-          <w:sz w:val="36"/>
+          <w:sz w:val="22"/>
         </w:rPr>
-        <w:t>3. Chi Tiết Luồng Hoạt Động &amp; Mã Nguồn Quan Trọng</w:t>
+        <w:t>💻 list.jsp - Form Thêm / Sửa sản phẩm gọn gàng (Line 32-71)</w:t>
       </w:r>
-    </w:p>
-    <w:p>
-      <w:pPr>
-        <w:pStyle w:val="Heading2"/>
-        <w:spacing w:before="240" w:after="120"/>
-      </w:pPr>
-      <w:r>
-        <w:rPr>
-          <w:rFonts w:ascii="Arial" w:hAnsi="Arial"/>
-          <w:b/>
-          <w:color w:val="1E293B"/>
-          <w:sz w:val="28"/>
-        </w:rPr>
-        <w:t>3.1 Xử Lý Thêm/Sửa Sản Phẩm Tại SanPhamServlet.java</w:t>
-      </w:r>
-    </w:p>
-    <w:p>
-      <w:r>
-        <w:t>Mã nguồn tiếp nhận thông tin sản phẩm và gán giá trị ảnh mặc định:</w:t>
-      </w:r>
-    </w:p>
-    <w:p>
-      <w:pPr>
-        <w:spacing w:before="80" w:after="160"/>
-        <w:ind w:left="288"/>
-      </w:pPr>
     </w:p>
     <w:tbl>
       <w:tblPr>
@@ -513,7 +108,7 @@
             </w:tcMar>
             <w:tcBorders>
               <w:top w:val="single" w:sz="4" w:space="0" w:color="CBD5E1"/>
-              <w:left w:val="single" w:sz="12" w:space="0" w:color="3B82F6"/>
+              <w:left w:val="single" w:sz="12" w:space="0" w:color="D97706"/>
               <w:bottom w:val="single" w:sz="4" w:space="0" w:color="CBD5E1"/>
               <w:right w:val="single" w:sz="4" w:space="0" w:color="CBD5E1"/>
             </w:tcBorders>
@@ -528,30 +123,53 @@
                 <w:color w:val="0F172A"/>
                 <w:sz w:val="19"/>
               </w:rPr>
-              <w:t>// Đoạn mã thêm sản phẩm mới tại SanPhamServlet.java:</w:t>
+              <w:t>&lt;form method="post" action="${pageContext.request.contextPath}/sanpham/${not empty sanPham ? 'edit' : 'add'}"&gt;</w:t>
               <w:br/>
-              <w:t>String tenSp = ParamUtil.getString(request, "tenSp");</w:t>
+              <w:t xml:space="preserve">    &lt;c:if test="${not empty sanPham}"&gt;&lt;input type="hidden" name="id" value="${sanPham.id}"&gt;&lt;/c:if&gt;</w:t>
               <w:br/>
-              <w:t>int giaCoBan = ParamUtil.getInt(request, "giaCoBan");</w:t>
+              <w:t xml:space="preserve">    &lt;div class="form-group"&gt;</w:t>
               <w:br/>
-              <w:t>int idLoai = ParamUtil.getInt(request, "idLoaiSp");</w:t>
+              <w:t xml:space="preserve">        &lt;label class="form-label"&gt;Tên Sản Phẩm *&lt;/label&gt;</w:t>
               <w:br/>
-              <w:t>String anhSp = ParamUtil.getString(request, "anhSp", "default.jpg");</w:t>
+              <w:t xml:space="preserve">        &lt;input type="text" name="tenSp" class="form-control" value="${sanPham.tenSp}" required&gt;</w:t>
               <w:br/>
-              <w:t>String moTa = ParamUtil.getString(request, "moTa");</w:t>
+              <w:t xml:space="preserve">    &lt;/div&gt;</w:t>
               <w:br/>
+              <w:t xml:space="preserve">    &lt;div class="form-group"&gt;</w:t>
               <w:br/>
-              <w:t>if (tenSp.isEmpty() || giaCoBan &lt;= 0) {</w:t>
+              <w:t xml:space="preserve">        &lt;label class="form-label"&gt;Loại Sản Phẩm *&lt;/label&gt;</w:t>
               <w:br/>
-              <w:t xml:space="preserve">    request.setAttribute("error", "Tên sản phẩm và giá không được để trống");</w:t>
+              <w:t xml:space="preserve">        &lt;select name="idLoaiSp" class="form-control" required&gt;</w:t>
               <w:br/>
-              <w:t xml:space="preserve">    return;</w:t>
+              <w:t xml:space="preserve">            &lt;c:forEach var="loai" items="${listLoai}"&gt;</w:t>
               <w:br/>
-              <w:t>}</w:t>
+              <w:t xml:space="preserve">                &lt;option value="${loai.id}" ${sanPham.idLoaiSp == loai.id ? 'selected' : ''}&gt;${loai.tenLoai}&lt;/option&gt;</w:t>
               <w:br/>
-              <w:t>SanPham sp = new SanPham(null, tenSp, giaCoBan, anhSp, moTa, true, idLoai);</w:t>
+              <w:t xml:space="preserve">            &lt;/c:forEach&gt;</w:t>
               <w:br/>
-              <w:t>int rs = sanPhamDAO.create(sp);</w:t>
+              <w:t xml:space="preserve">        &lt;/select&gt;</w:t>
+              <w:br/>
+              <w:t xml:space="preserve">    &lt;/div&gt;</w:t>
+              <w:br/>
+              <w:t xml:space="preserve">    &lt;div class="form-group"&gt;</w:t>
+              <w:br/>
+              <w:t xml:space="preserve">        &lt;label class="form-label"&gt;Giá Cơ Bản (VNĐ) *&lt;/label&gt;</w:t>
+              <w:br/>
+              <w:t xml:space="preserve">        &lt;input type="number" name="giaCoBan" class="form-control" value="${sanPham.giaCoBan}" required&gt;</w:t>
+              <w:br/>
+              <w:t xml:space="preserve">    &lt;/div&gt;</w:t>
+              <w:br/>
+              <w:t xml:space="preserve">    &lt;div class="form-group"&gt;</w:t>
+              <w:br/>
+              <w:t xml:space="preserve">        &lt;label class="form-label"&gt;Mô Tả&lt;/label&gt;</w:t>
+              <w:br/>
+              <w:t xml:space="preserve">        &lt;textarea name="moTa" class="form-control" rows="3"&gt;${sanPham.moTa}&lt;/textarea&gt;</w:t>
+              <w:br/>
+              <w:t xml:space="preserve">    &lt;/div&gt;</w:t>
+              <w:br/>
+              <w:t xml:space="preserve">    &lt;button type="submit" class="btn btn-primary" style="width:100%"&gt;Lưu Thay Đổi&lt;/button&gt;</w:t>
+              <w:br/>
+              <w:t>&lt;/form&gt;</w:t>
             </w:r>
           </w:p>
         </w:tc>
@@ -559,29 +177,37 @@
     </w:tbl>
     <w:p>
       <w:pPr>
-        <w:pStyle w:val="Heading2"/>
-        <w:spacing w:before="240" w:after="120"/>
+        <w:pStyle w:val="Heading1"/>
+        <w:spacing w:before="280" w:after="120"/>
       </w:pPr>
       <w:r>
         <w:rPr>
           <w:rFonts w:ascii="Arial" w:hAnsi="Arial"/>
           <w:b/>
-          <w:color w:val="1E293B"/>
-          <w:sz w:val="28"/>
+          <w:color w:val="D97706"/>
+          <w:sz w:val="36"/>
         </w:rPr>
-        <w:t>3.2 Truy Vấn Danh Sách Sản Phẩm Kèm Loại Tại SanPhamDAO.java</w:t>
+        <w:t>CHƯƠNG 3: GIẢI THÍCH CHI TIẾT MÃ NGUỒN CONTROLLER (SanPhamServlet.java)</w:t>
       </w:r>
     </w:p>
     <w:p>
       <w:r>
-        <w:t>Câu lệnh SQL JOIN bảng san_pham với loai_san_pham để lấy tên loại sản phẩm:</w:t>
+        <w:t>Đường dẫn: src/main/java/com/webbanhmi/servlet/SanPhamServlet.java</w:t>
       </w:r>
     </w:p>
     <w:p>
       <w:pPr>
-        <w:spacing w:before="80" w:after="160"/>
-        <w:ind w:left="288"/>
+        <w:spacing w:before="160" w:after="40"/>
       </w:pPr>
+      <w:r>
+        <w:rPr>
+          <w:rFonts w:ascii="Arial" w:hAnsi="Arial"/>
+          <w:b/>
+          <w:color w:val="D97706"/>
+          <w:sz w:val="22"/>
+        </w:rPr>
+        <w:t>💻 SanPhamServlet.java - Thêm &amp; Sửa sản phẩm (Line 47-86)</w:t>
+      </w:r>
     </w:p>
     <w:tbl>
       <w:tblPr>
@@ -605,7 +231,7 @@
             </w:tcMar>
             <w:tcBorders>
               <w:top w:val="single" w:sz="4" w:space="0" w:color="CBD5E1"/>
-              <w:left w:val="single" w:sz="12" w:space="0" w:color="3B82F6"/>
+              <w:left w:val="single" w:sz="12" w:space="0" w:color="D97706"/>
               <w:bottom w:val="single" w:sz="4" w:space="0" w:color="CBD5E1"/>
               <w:right w:val="single" w:sz="4" w:space="0" w:color="CBD5E1"/>
             </w:tcBorders>
@@ -620,8 +246,112 @@
                 <w:color w:val="0F172A"/>
                 <w:sz w:val="19"/>
               </w:rPr>
-              <w:t>// Truy vấn SQL kết hợp bảng tại SanPhamDAO.java:</w:t>
+              <w:t>private void create(HttpServletRequest request) {</w:t>
               <w:br/>
+              <w:t xml:space="preserve">    String tenSp = ParamUtil.getString(request, "tenSp");</w:t>
+              <w:br/>
+              <w:t xml:space="preserve">    int giaCoBan = ParamUtil.getInt(request, "giaCoBan");</w:t>
+              <w:br/>
+              <w:t xml:space="preserve">    int idLoai = ParamUtil.getInt(request, "idLoaiSp");</w:t>
+              <w:br/>
+              <w:t xml:space="preserve">    String anhSp = ParamUtil.getString(request, "anhSp", "default.jpg");</w:t>
+              <w:br/>
+              <w:t xml:space="preserve">    if (anhSp.trim().isEmpty()) anhSp = "default.jpg";</w:t>
+              <w:br/>
+              <w:t xml:space="preserve">    String moTa = ParamUtil.getString(request, "moTa");</w:t>
+              <w:br/>
+              <w:br/>
+              <w:t xml:space="preserve">    if (tenSp.isEmpty() || giaCoBan &lt;= 0) {</w:t>
+              <w:br/>
+              <w:t xml:space="preserve">        request.setAttribute("error", "Tên sản phẩm và giá không được để trống");</w:t>
+              <w:br/>
+              <w:t xml:space="preserve">        return;</w:t>
+              <w:br/>
+              <w:t xml:space="preserve">    }</w:t>
+              <w:br/>
+              <w:t xml:space="preserve">    SanPham sp = new SanPham(null, tenSp, giaCoBan, anhSp, moTa, true, idLoai);</w:t>
+              <w:br/>
+              <w:t xml:space="preserve">    int rs = sanPhamDAO.create(sp);</w:t>
+              <w:br/>
+              <w:t xml:space="preserve">    if (rs &gt; 0) request.setAttribute("message", "Thêm sản phẩm thành công");</w:t>
+              <w:br/>
+              <w:t>}</w:t>
+            </w:r>
+          </w:p>
+        </w:tc>
+      </w:tr>
+    </w:tbl>
+    <w:p>
+      <w:pPr>
+        <w:pStyle w:val="Heading1"/>
+        <w:spacing w:before="280" w:after="120"/>
+      </w:pPr>
+      <w:r>
+        <w:rPr>
+          <w:rFonts w:ascii="Arial" w:hAnsi="Arial"/>
+          <w:b/>
+          <w:color w:val="D97706"/>
+          <w:sz w:val="36"/>
+        </w:rPr>
+        <w:t>CHƯƠNG 4: GIẢI THÍCH CHI TIẾT TẦNG CSDL (SanPhamDAO.java)</w:t>
+      </w:r>
+    </w:p>
+    <w:p>
+      <w:r>
+        <w:t>Đường dẫn: src/main/java/com/webbanhmi/dao/SanPhamDAO.java</w:t>
+      </w:r>
+    </w:p>
+    <w:p>
+      <w:pPr>
+        <w:spacing w:before="160" w:after="40"/>
+      </w:pPr>
+      <w:r>
+        <w:rPr>
+          <w:rFonts w:ascii="Arial" w:hAnsi="Arial"/>
+          <w:b/>
+          <w:color w:val="D97706"/>
+          <w:sz w:val="22"/>
+        </w:rPr>
+        <w:t>💻 SanPhamDAO.java - Câu lệnh SQL JOIN lấy tên loại sản phẩm</w:t>
+      </w:r>
+    </w:p>
+    <w:tbl>
+      <w:tblPr>
+        <w:tblW w:type="auto" w:w="0"/>
+        <w:jc w:val="center"/>
+        <w:tblLook w:firstColumn="1" w:firstRow="1" w:lastColumn="0" w:lastRow="0" w:noHBand="0" w:noVBand="1" w:val="04A0"/>
+      </w:tblPr>
+      <w:tblGrid>
+        <w:gridCol w:w="9648"/>
+      </w:tblGrid>
+      <w:tr>
+        <w:tc>
+          <w:tcPr>
+            <w:tcW w:type="dxa" w:w="9648"/>
+            <w:shd w:fill="F8FAFC"/>
+            <w:tcMar>
+              <w:top w:w="120" w:type="dxa"/>
+              <w:bottom w:w="120" w:type="dxa"/>
+              <w:left w:w="180" w:type="dxa"/>
+              <w:right w:w="180" w:type="dxa"/>
+            </w:tcMar>
+            <w:tcBorders>
+              <w:top w:val="single" w:sz="4" w:space="0" w:color="CBD5E1"/>
+              <w:left w:val="single" w:sz="12" w:space="0" w:color="D97706"/>
+              <w:bottom w:val="single" w:sz="4" w:space="0" w:color="CBD5E1"/>
+              <w:right w:val="single" w:sz="4" w:space="0" w:color="CBD5E1"/>
+            </w:tcBorders>
+          </w:tcPr>
+          <w:p>
+            <w:pPr>
+              <w:spacing w:before="40" w:after="40"/>
+            </w:pPr>
+            <w:r>
+              <w:rPr>
+                <w:rFonts w:ascii="Consolas" w:hAnsi="Consolas"/>
+                <w:color w:val="0F172A"/>
+                <w:sz w:val="19"/>
+              </w:rPr>
               <w:t>public List&lt;SanPham&gt; findAll() {</w:t>
               <w:br/>
               <w:t xml:space="preserve">    String sql = "SELECT sp.*, lsp.ten_loai AS ten_loai_sp " +</w:t>
